--- a/atlwm/xxiv. the ghost in the machine.docx
+++ b/atlwm/xxiv. the ghost in the machine.docx
@@ -4247,102 +4247,255 @@
           <w:kern w:val="1"/>
           <w:lang w:eastAsia="zh-CN"/>
         </w:rPr>
-        <w:t>very</w:t>
-      </w:r>
-      <w:proofErr w:type="gramEnd"/>
-      <w:r>
-        <w:rPr>
-          <w:rFonts w:ascii="Times New Roman" w:eastAsia="Times New Roman" w:hAnsi="Times New Roman" w:cs="Times New Roman"/>
-          <w:color w:val="000000"/>
-          <w:kern w:val="1"/>
-          <w:lang w:eastAsia="zh-CN"/>
-        </w:rPr>
-        <w:t xml:space="preserve"> happy today. </w:t>
-      </w:r>
-      <w:proofErr w:type="gramStart"/>
-      <w:r>
-        <w:rPr>
-          <w:rFonts w:ascii="Times New Roman" w:eastAsia="Times New Roman" w:hAnsi="Times New Roman" w:cs="Times New Roman"/>
-          <w:color w:val="000000"/>
-          <w:kern w:val="1"/>
-          <w:lang w:eastAsia="zh-CN"/>
-        </w:rPr>
-        <w:t>be</w:t>
-      </w:r>
-      <w:r>
-        <w:rPr>
-          <w:rFonts w:ascii="Times New Roman" w:eastAsia="Times New Roman" w:hAnsi="Times New Roman" w:cs="Times New Roman"/>
-          <w:color w:val="000000"/>
-          <w:kern w:val="1"/>
-          <w:lang w:eastAsia="zh-CN"/>
-        </w:rPr>
-        <w:t>d</w:t>
-      </w:r>
-      <w:proofErr w:type="gramEnd"/>
-      <w:r>
-        <w:rPr>
-          <w:rFonts w:ascii="Times New Roman" w:eastAsia="Times New Roman" w:hAnsi="Times New Roman" w:cs="Times New Roman"/>
-          <w:color w:val="000000"/>
-          <w:kern w:val="1"/>
-          <w:lang w:eastAsia="zh-CN"/>
-        </w:rPr>
-        <w:t xml:space="preserve"> early last night, up @ 5:30--</w:t>
-      </w:r>
-      <w:r>
-        <w:rPr>
-          <w:rFonts w:ascii="Times New Roman" w:eastAsia="Times New Roman" w:hAnsi="Times New Roman" w:cs="Times New Roman"/>
-          <w:color w:val="000000"/>
-          <w:kern w:val="1"/>
-          <w:lang w:eastAsia="zh-CN"/>
-        </w:rPr>
-        <w:t xml:space="preserve">in + out of consciousness, very tired, read </w:t>
-      </w:r>
-      <w:r>
-        <w:rPr>
-          <w:rFonts w:ascii="Times New Roman" w:eastAsia="Times New Roman" w:hAnsi="Times New Roman" w:cs="Times New Roman"/>
-          <w:color w:val="000000"/>
-          <w:kern w:val="1"/>
-          <w:lang w:eastAsia="zh-CN"/>
-        </w:rPr>
-        <w:t xml:space="preserve">two ch. Leviticus in bed. </w:t>
-      </w:r>
-      <w:proofErr w:type="gramStart"/>
-      <w:r>
-        <w:rPr>
-          <w:rFonts w:ascii="Times New Roman" w:eastAsia="Times New Roman" w:hAnsi="Times New Roman" w:cs="Times New Roman"/>
-          <w:color w:val="000000"/>
-          <w:kern w:val="1"/>
-          <w:lang w:eastAsia="zh-CN"/>
-        </w:rPr>
-        <w:t>dozed</w:t>
-      </w:r>
-      <w:proofErr w:type="gramEnd"/>
-      <w:r>
-        <w:rPr>
-          <w:rFonts w:ascii="Times New Roman" w:eastAsia="Times New Roman" w:hAnsi="Times New Roman" w:cs="Times New Roman"/>
-          <w:color w:val="000000"/>
-          <w:kern w:val="1"/>
-          <w:lang w:eastAsia="zh-CN"/>
-        </w:rPr>
-        <w:t xml:space="preserve">, </w:t>
-      </w:r>
-      <w:r>
-        <w:rPr>
-          <w:rFonts w:ascii="Times New Roman" w:eastAsia="Times New Roman" w:hAnsi="Times New Roman" w:cs="Times New Roman"/>
-          <w:color w:val="000000"/>
-          <w:kern w:val="1"/>
-          <w:lang w:eastAsia="zh-CN"/>
-        </w:rPr>
-        <w:t xml:space="preserve">then </w:t>
-      </w:r>
-      <w:r>
-        <w:rPr>
-          <w:rFonts w:ascii="Times New Roman" w:eastAsia="Times New Roman" w:hAnsi="Times New Roman" w:cs="Times New Roman"/>
-          <w:color w:val="000000"/>
-          <w:kern w:val="1"/>
-          <w:lang w:eastAsia="zh-CN"/>
-        </w:rPr>
-        <w:t>@ 7 read four more</w:t>
+        <w:t>very happy today. bed early last night, up @ 5:30--in + out of consciousness, very tired, read two ch. Leviticus in bed. dozed, then @ 7 read four more chs., @ 7:30 up to get xxxx ready for school. little preparation for teaching, but before class prayed / meditated on Jeremiah 17:5-7. trusted in Lord, and great first class--very genial w/ students, very funny. enjoyed getting to know them. got through exactly zero practical items, discussed syllabus not at all, just talked w/ them about their favorite books and made intros / etc.</w:t>
+      </w:r>
+      <w:proofErr w:type="gramEnd"/>
+      <w:proofErr w:type="gramStart"/>
+      <w:proofErr w:type="gramEnd"/>
+      <w:proofErr w:type="gramStart"/>
+      <w:proofErr w:type="gramEnd"/>
+      <w:proofErr w:type="spellStart"/>
+      <w:proofErr w:type="spellEnd"/>
+      <w:proofErr w:type="gramStart"/>
+      <w:proofErr w:type="gramEnd"/>
+      <w:proofErr w:type="gramStart"/>
+      <w:proofErr w:type="gramEnd"/>
+      <w:proofErr w:type="gramStart"/>
+      <w:proofErr w:type="gramEnd"/>
+      <w:proofErr w:type="gramStart"/>
+      <w:proofErr w:type="gramEnd"/>
+    </w:p>
+    <w:p>
+      <w:pPr>
+        <w:widowControl w:val="0"/>
+        <w:autoSpaceDE w:val="0"/>
+        <w:autoSpaceDN w:val="0"/>
+        <w:adjustRightInd w:val="0"/>
+        <w:rPr>
+          <w:rFonts w:ascii="Times New Roman" w:eastAsia="Times New Roman" w:hAnsi="Times New Roman" w:cs="Times New Roman"/>
+          <w:color w:val="000000"/>
+          <w:kern w:val="1"/>
+          <w:lang w:eastAsia="zh-CN"/>
+        </w:rPr>
+      </w:pPr>
+    </w:p>
+    <w:p>
+      <w:pPr>
+        <w:widowControl w:val="0"/>
+        <w:autoSpaceDE w:val="0"/>
+        <w:autoSpaceDN w:val="0"/>
+        <w:adjustRightInd w:val="0"/>
+        <w:rPr>
+          <w:rFonts w:ascii="Times New Roman" w:eastAsia="Times New Roman" w:hAnsi="Times New Roman" w:cs="Times New Roman"/>
+          <w:kern w:val="1"/>
+          <w:lang w:eastAsia="zh-CN"/>
+        </w:rPr>
+      </w:pPr>
+      <w:proofErr w:type="gramStart"/>
+      <w:r>
+        <w:rPr>
+          <w:rFonts w:ascii="Times New Roman" w:eastAsia="Times New Roman" w:hAnsi="Times New Roman" w:cs="Times New Roman"/>
+          <w:color w:val="000000"/>
+          <w:kern w:val="1"/>
+          <w:lang w:eastAsia="zh-CN"/>
+        </w:rPr>
+        <w:t>plan</w:t>
+      </w:r>
+      <w:proofErr w:type="gramEnd"/>
+      <w:r>
+        <w:rPr>
+          <w:rFonts w:ascii="Times New Roman" w:eastAsia="Times New Roman" w:hAnsi="Times New Roman" w:cs="Times New Roman"/>
+          <w:color w:val="000000"/>
+          <w:kern w:val="1"/>
+          <w:lang w:eastAsia="zh-CN"/>
+        </w:rPr>
+        <w:t xml:space="preserve"> on reading 3ch. Matthew today, maybe a psalm + a proverb. </w:t>
+      </w:r>
+    </w:p>
+    <w:p>
+      <w:pPr>
+        <w:widowControl w:val="0"/>
+        <w:autoSpaceDE w:val="0"/>
+        <w:autoSpaceDN w:val="0"/>
+        <w:adjustRightInd w:val="0"/>
+        <w:rPr>
+          <w:rFonts w:ascii="Times New Roman" w:eastAsia="Times New Roman" w:hAnsi="Times New Roman" w:cs="Times New Roman"/>
+          <w:color w:val="000000"/>
+          <w:kern w:val="1"/>
+          <w:lang w:eastAsia="zh-CN"/>
+        </w:rPr>
+      </w:pPr>
+    </w:p>
+    <w:p>
+      <w:pPr>
+        <w:widowControl w:val="0"/>
+        <w:autoSpaceDE w:val="0"/>
+        <w:autoSpaceDN w:val="0"/>
+        <w:adjustRightInd w:val="0"/>
+        <w:rPr>
+          <w:rFonts w:ascii="Times New Roman" w:eastAsia="Times New Roman" w:hAnsi="Times New Roman" w:cs="Times New Roman"/>
+          <w:color w:val="000000"/>
+          <w:kern w:val="1"/>
+          <w:lang w:eastAsia="zh-CN"/>
+        </w:rPr>
+      </w:pPr>
+      <w:r>
+        <w:rPr>
+          <w:rFonts w:ascii="Times New Roman" w:eastAsia="Times New Roman" w:hAnsi="Times New Roman" w:cs="Times New Roman"/>
+          <w:color w:val="000000"/>
+          <w:kern w:val="1"/>
+          <w:lang w:eastAsia="zh-CN"/>
+        </w:rPr>
+        <w:t xml:space="preserve">2pm </w:t>
+      </w:r>
+    </w:p>
+    <w:p>
+      <w:pPr>
+        <w:widowControl w:val="0"/>
+        <w:autoSpaceDE w:val="0"/>
+        <w:autoSpaceDN w:val="0"/>
+        <w:adjustRightInd w:val="0"/>
+        <w:rPr>
+          <w:rFonts w:ascii="Times New Roman" w:eastAsia="Times New Roman" w:hAnsi="Times New Roman" w:cs="Times New Roman"/>
+          <w:color w:val="000000"/>
+          <w:kern w:val="1"/>
+          <w:lang w:eastAsia="zh-CN"/>
+        </w:rPr>
+      </w:pPr>
+    </w:p>
+    <w:p>
+      <w:pPr>
+        <w:widowControl w:val="0"/>
+        <w:autoSpaceDE w:val="0"/>
+        <w:autoSpaceDN w:val="0"/>
+        <w:adjustRightInd w:val="0"/>
+        <w:rPr>
+          <w:rFonts w:ascii="Times New Roman" w:eastAsia="Times New Roman" w:hAnsi="Times New Roman" w:cs="Times New Roman"/>
+          <w:kern w:val="1"/>
+          <w:lang w:eastAsia="zh-CN"/>
+        </w:rPr>
+      </w:pPr>
+      <w:proofErr w:type="gramStart"/>
+      <w:r>
+        <w:rPr>
+          <w:rFonts w:ascii="Times New Roman" w:eastAsia="Times New Roman" w:hAnsi="Times New Roman" w:cs="Times New Roman"/>
+          <w:color w:val="000000"/>
+          <w:kern w:val="1"/>
+          <w:lang w:eastAsia="zh-CN"/>
+        </w:rPr>
+        <w:t>time</w:t>
+      </w:r>
+      <w:proofErr w:type="gramEnd"/>
+      <w:r>
+        <w:rPr>
+          <w:rFonts w:ascii="Times New Roman" w:eastAsia="Times New Roman" w:hAnsi="Times New Roman" w:cs="Times New Roman"/>
+          <w:color w:val="000000"/>
+          <w:kern w:val="1"/>
+          <w:lang w:eastAsia="zh-CN"/>
+        </w:rPr>
+        <w:t xml:space="preserve"> wasted</w:t>
+      </w:r>
+      <w:r>
+        <w:rPr>
+          <w:rFonts w:ascii="Times New Roman" w:eastAsia="Times New Roman" w:hAnsi="Times New Roman" w:cs="Times New Roman"/>
+          <w:color w:val="000000"/>
+          <w:kern w:val="1"/>
+          <w:lang w:eastAsia="zh-CN"/>
+        </w:rPr>
+        <w:t xml:space="preserve"> / frittered</w:t>
+      </w:r>
+      <w:r>
+        <w:rPr>
+          <w:rFonts w:ascii="Times New Roman" w:eastAsia="Times New Roman" w:hAnsi="Times New Roman" w:cs="Times New Roman"/>
+          <w:color w:val="000000"/>
+          <w:kern w:val="1"/>
+          <w:lang w:eastAsia="zh-CN"/>
+        </w:rPr>
+        <w:t xml:space="preserve"> away</w:t>
+      </w:r>
+      <w:r>
+        <w:rPr>
+          <w:rFonts w:ascii="Times New Roman" w:eastAsia="Times New Roman" w:hAnsi="Times New Roman" w:cs="Times New Roman"/>
+          <w:color w:val="000000"/>
+          <w:kern w:val="1"/>
+          <w:lang w:eastAsia="zh-CN"/>
+        </w:rPr>
+        <w:t xml:space="preserve">. 2:18 </w:t>
+      </w:r>
+      <w:r>
+        <w:rPr>
+          <w:rFonts w:ascii="Times New Roman" w:eastAsia="Times New Roman" w:hAnsi="Times New Roman" w:cs="Times New Roman"/>
+          <w:color w:val="000000"/>
+          <w:kern w:val="1"/>
+          <w:lang w:eastAsia="zh-CN"/>
+        </w:rPr>
+        <w:t xml:space="preserve">and </w:t>
+      </w:r>
+      <w:r>
+        <w:rPr>
+          <w:rFonts w:ascii="Times New Roman" w:eastAsia="Times New Roman" w:hAnsi="Times New Roman" w:cs="Times New Roman"/>
+          <w:color w:val="000000"/>
+          <w:kern w:val="1"/>
+          <w:lang w:eastAsia="zh-CN"/>
+        </w:rPr>
+        <w:t xml:space="preserve">clock still ticking--no ancillary rdg. </w:t>
+      </w:r>
+      <w:proofErr w:type="gramStart"/>
+      <w:r>
+        <w:rPr>
+          <w:rFonts w:ascii="Times New Roman" w:eastAsia="Times New Roman" w:hAnsi="Times New Roman" w:cs="Times New Roman"/>
+          <w:color w:val="000000"/>
+          <w:kern w:val="1"/>
+          <w:lang w:eastAsia="zh-CN"/>
+        </w:rPr>
+        <w:t>schedule</w:t>
+      </w:r>
+      <w:proofErr w:type="gramEnd"/>
+      <w:r>
+        <w:rPr>
+          <w:rFonts w:ascii="Times New Roman" w:eastAsia="Times New Roman" w:hAnsi="Times New Roman" w:cs="Times New Roman"/>
+          <w:color w:val="000000"/>
+          <w:kern w:val="1"/>
+          <w:lang w:eastAsia="zh-CN"/>
+        </w:rPr>
+        <w:t xml:space="preserve">, no rdg. </w:t>
+      </w:r>
+    </w:p>
+    <w:p>
+      <w:pPr>
+        <w:widowControl w:val="0"/>
+        <w:autoSpaceDE w:val="0"/>
+        <w:autoSpaceDN w:val="0"/>
+        <w:adjustRightInd w:val="0"/>
+        <w:rPr>
+          <w:rFonts w:ascii="Times New Roman" w:eastAsia="Times New Roman" w:hAnsi="Times New Roman" w:cs="Times New Roman"/>
+          <w:color w:val="000000"/>
+          <w:kern w:val="1"/>
+          <w:lang w:eastAsia="zh-CN"/>
+        </w:rPr>
+      </w:pPr>
+    </w:p>
+    <w:p>
+      <w:pPr>
+        <w:widowControl w:val="0"/>
+        <w:autoSpaceDE w:val="0"/>
+        <w:autoSpaceDN w:val="0"/>
+        <w:adjustRightInd w:val="0"/>
+        <w:rPr>
+          <w:rFonts w:ascii="Times New Roman" w:eastAsia="Times New Roman" w:hAnsi="Times New Roman" w:cs="Times New Roman"/>
+          <w:color w:val="000000"/>
+          <w:kern w:val="1"/>
+          <w:lang w:eastAsia="zh-CN"/>
+        </w:rPr>
+      </w:pPr>
+      <w:r>
+        <w:rPr>
+          <w:rFonts w:ascii="Times New Roman" w:eastAsia="Times New Roman" w:hAnsi="Times New Roman" w:cs="Times New Roman"/>
+          <w:color w:val="000000"/>
+          <w:kern w:val="1"/>
+          <w:lang w:eastAsia="zh-CN"/>
+        </w:rPr>
+        <w:t>3:27pm</w:t>
       </w:r>
       <w:r>
         <w:rPr>
@@ -4353,706 +4506,211 @@
         </w:rPr>
         <w:t xml:space="preserve"> </w:t>
       </w:r>
+    </w:p>
+    <w:p>
+      <w:pPr>
+        <w:widowControl w:val="0"/>
+        <w:autoSpaceDE w:val="0"/>
+        <w:autoSpaceDN w:val="0"/>
+        <w:adjustRightInd w:val="0"/>
+        <w:rPr>
+          <w:rFonts w:ascii="Times New Roman" w:eastAsia="Times New Roman" w:hAnsi="Times New Roman" w:cs="Times New Roman"/>
+          <w:color w:val="000000"/>
+          <w:kern w:val="1"/>
+          <w:lang w:eastAsia="zh-CN"/>
+        </w:rPr>
+      </w:pPr>
+    </w:p>
+    <w:p>
+      <w:pPr>
+        <w:widowControl w:val="0"/>
+        <w:autoSpaceDE w:val="0"/>
+        <w:autoSpaceDN w:val="0"/>
+        <w:adjustRightInd w:val="0"/>
+        <w:rPr>
+          <w:rFonts w:ascii="Times New Roman" w:eastAsia="Times New Roman" w:hAnsi="Times New Roman" w:cs="Times New Roman"/>
+          <w:kern w:val="1"/>
+          <w:lang w:eastAsia="zh-CN"/>
+        </w:rPr>
+      </w:pPr>
+      <w:proofErr w:type="gramStart"/>
+      <w:r>
+        <w:rPr>
+          <w:rFonts w:ascii="Times New Roman" w:eastAsia="Times New Roman" w:hAnsi="Times New Roman" w:cs="Times New Roman"/>
+          <w:color w:val="000000"/>
+          <w:kern w:val="1"/>
+          <w:lang w:eastAsia="zh-CN"/>
+        </w:rPr>
+        <w:t>read</w:t>
+      </w:r>
+      <w:proofErr w:type="gramEnd"/>
+      <w:r>
+        <w:rPr>
+          <w:rFonts w:ascii="Times New Roman" w:eastAsia="Times New Roman" w:hAnsi="Times New Roman" w:cs="Times New Roman"/>
+          <w:color w:val="000000"/>
+          <w:kern w:val="1"/>
+          <w:lang w:eastAsia="zh-CN"/>
+        </w:rPr>
+        <w:t xml:space="preserve"> word, now wasting time looking @ philosophy t-shirts--one of Hegel's face w/ caption, "No one understands me"--love it. </w:t>
+      </w:r>
+      <w:proofErr w:type="gramStart"/>
+      <w:r>
+        <w:rPr>
+          <w:rFonts w:ascii="Times New Roman" w:eastAsia="Times New Roman" w:hAnsi="Times New Roman" w:cs="Times New Roman"/>
+          <w:color w:val="000000"/>
+          <w:kern w:val="1"/>
+          <w:lang w:eastAsia="zh-CN"/>
+        </w:rPr>
+        <w:t>titillating</w:t>
+      </w:r>
+      <w:proofErr w:type="gramEnd"/>
+      <w:r>
+        <w:rPr>
+          <w:rFonts w:ascii="Times New Roman" w:eastAsia="Times New Roman" w:hAnsi="Times New Roman" w:cs="Times New Roman"/>
+          <w:color w:val="000000"/>
+          <w:kern w:val="1"/>
+          <w:lang w:eastAsia="zh-CN"/>
+        </w:rPr>
+        <w:t xml:space="preserve"> desire to SPEND. </w:t>
+      </w:r>
+      <w:proofErr w:type="gramStart"/>
+      <w:r>
+        <w:rPr>
+          <w:rFonts w:ascii="Times New Roman" w:eastAsia="Times New Roman" w:hAnsi="Times New Roman" w:cs="Times New Roman"/>
+          <w:color w:val="000000"/>
+          <w:kern w:val="1"/>
+          <w:lang w:eastAsia="zh-CN"/>
+        </w:rPr>
+        <w:t>feel</w:t>
+      </w:r>
+      <w:proofErr w:type="gramEnd"/>
+      <w:r>
+        <w:rPr>
+          <w:rFonts w:ascii="Times New Roman" w:eastAsia="Times New Roman" w:hAnsi="Times New Roman" w:cs="Times New Roman"/>
+          <w:color w:val="000000"/>
+          <w:kern w:val="1"/>
+          <w:lang w:eastAsia="zh-CN"/>
+        </w:rPr>
+        <w:t xml:space="preserve"> stuck. </w:t>
+      </w:r>
+      <w:proofErr w:type="gramStart"/>
+      <w:r>
+        <w:rPr>
+          <w:rFonts w:ascii="Times New Roman" w:eastAsia="Times New Roman" w:hAnsi="Times New Roman" w:cs="Times New Roman"/>
+          <w:color w:val="000000"/>
+          <w:kern w:val="1"/>
+          <w:lang w:eastAsia="zh-CN"/>
+        </w:rPr>
+        <w:t>how</w:t>
+      </w:r>
+      <w:proofErr w:type="gramEnd"/>
+      <w:r>
+        <w:rPr>
+          <w:rFonts w:ascii="Times New Roman" w:eastAsia="Times New Roman" w:hAnsi="Times New Roman" w:cs="Times New Roman"/>
+          <w:color w:val="000000"/>
+          <w:kern w:val="1"/>
+          <w:lang w:eastAsia="zh-CN"/>
+        </w:rPr>
+        <w:t xml:space="preserve"> to move? </w:t>
+      </w:r>
+      <w:proofErr w:type="gramStart"/>
+      <w:r>
+        <w:rPr>
+          <w:rFonts w:ascii="Times New Roman" w:eastAsia="Times New Roman" w:hAnsi="Times New Roman" w:cs="Times New Roman"/>
+          <w:color w:val="000000"/>
+          <w:kern w:val="1"/>
+          <w:lang w:eastAsia="zh-CN"/>
+        </w:rPr>
+        <w:t>what</w:t>
+      </w:r>
+      <w:proofErr w:type="gramEnd"/>
+      <w:r>
+        <w:rPr>
+          <w:rFonts w:ascii="Times New Roman" w:eastAsia="Times New Roman" w:hAnsi="Times New Roman" w:cs="Times New Roman"/>
+          <w:color w:val="000000"/>
+          <w:kern w:val="1"/>
+          <w:lang w:eastAsia="zh-CN"/>
+        </w:rPr>
+        <w:t xml:space="preserve"> to do?</w:t>
+      </w:r>
+    </w:p>
+    <w:p>
+      <w:pPr>
+        <w:widowControl w:val="0"/>
+        <w:autoSpaceDE w:val="0"/>
+        <w:autoSpaceDN w:val="0"/>
+        <w:adjustRightInd w:val="0"/>
+        <w:rPr>
+          <w:rFonts w:ascii="Times New Roman" w:eastAsia="Times New Roman" w:hAnsi="Times New Roman" w:cs="Times New Roman"/>
+          <w:color w:val="000000"/>
+          <w:kern w:val="1"/>
+          <w:lang w:eastAsia="zh-CN"/>
+        </w:rPr>
+      </w:pPr>
+    </w:p>
+    <w:p>
+      <w:pPr>
+        <w:widowControl w:val="0"/>
+        <w:autoSpaceDE w:val="0"/>
+        <w:autoSpaceDN w:val="0"/>
+        <w:adjustRightInd w:val="0"/>
+        <w:rPr>
+          <w:rFonts w:ascii="Times New Roman" w:eastAsia="Times New Roman" w:hAnsi="Times New Roman" w:cs="Times New Roman"/>
+          <w:kern w:val="1"/>
+          <w:lang w:eastAsia="zh-CN"/>
+        </w:rPr>
+      </w:pPr>
+      <w:r>
+        <w:rPr>
+          <w:rFonts w:ascii="Times New Roman" w:eastAsia="Times New Roman" w:hAnsi="Times New Roman" w:cs="Times New Roman"/>
+          <w:color w:val="000000"/>
+          <w:kern w:val="1"/>
+          <w:lang w:eastAsia="zh-CN"/>
+        </w:rPr>
+        <w:t>6:45</w:t>
+      </w:r>
+    </w:p>
+    <w:p>
+      <w:pPr>
+        <w:widowControl w:val="0"/>
+        <w:autoSpaceDE w:val="0"/>
+        <w:autoSpaceDN w:val="0"/>
+        <w:adjustRightInd w:val="0"/>
+        <w:rPr>
+          <w:rFonts w:ascii="Times New Roman" w:eastAsia="Times New Roman" w:hAnsi="Times New Roman" w:cs="Times New Roman"/>
+          <w:color w:val="000000"/>
+          <w:kern w:val="1"/>
+          <w:lang w:eastAsia="zh-CN"/>
+        </w:rPr>
+      </w:pPr>
+    </w:p>
+    <w:p>
+      <w:pPr>
+        <w:widowControl w:val="0"/>
+        <w:autoSpaceDE w:val="0"/>
+        <w:autoSpaceDN w:val="0"/>
+        <w:adjustRightInd w:val="0"/>
+        <w:rPr>
+          <w:rFonts w:ascii="Times New Roman" w:eastAsia="Times New Roman" w:hAnsi="Times New Roman" w:cs="Times New Roman"/>
+          <w:kern w:val="1"/>
+          <w:lang w:eastAsia="zh-CN"/>
+        </w:rPr>
+      </w:pPr>
+      <w:proofErr w:type="gramStart"/>
+      <w:r>
+        <w:rPr>
+          <w:rFonts w:ascii="Times New Roman" w:eastAsia="Times New Roman" w:hAnsi="Times New Roman" w:cs="Times New Roman"/>
+          <w:color w:val="000000"/>
+          <w:kern w:val="1"/>
+          <w:lang w:eastAsia="zh-CN"/>
+        </w:rPr>
+        <w:t xml:space="preserve">snapped out of rut, showered, got ready, left early but snow + traffic so took a long time, then talked on phone w/ C about xxxx’s crazy tantrum kicking nonsense. then inside to mom's + back outside immediately. </w:t>
+      </w:r>
+      <w:proofErr w:type="gramEnd"/>
       <w:proofErr w:type="spellStart"/>
-      <w:r>
-        <w:rPr>
-          <w:rFonts w:ascii="Times New Roman" w:eastAsia="Times New Roman" w:hAnsi="Times New Roman" w:cs="Times New Roman"/>
-          <w:color w:val="000000"/>
-          <w:kern w:val="1"/>
-          <w:lang w:eastAsia="zh-CN"/>
-        </w:rPr>
-        <w:t>chs</w:t>
-      </w:r>
       <w:proofErr w:type="spellEnd"/>
-      <w:r>
-        <w:rPr>
-          <w:rFonts w:ascii="Times New Roman" w:eastAsia="Times New Roman" w:hAnsi="Times New Roman" w:cs="Times New Roman"/>
-          <w:color w:val="000000"/>
-          <w:kern w:val="1"/>
-          <w:lang w:eastAsia="zh-CN"/>
-        </w:rPr>
-        <w:t>.</w:t>
-      </w:r>
-      <w:r>
-        <w:rPr>
-          <w:rFonts w:ascii="Times New Roman" w:eastAsia="Times New Roman" w:hAnsi="Times New Roman" w:cs="Times New Roman"/>
-          <w:color w:val="000000"/>
-          <w:kern w:val="1"/>
-          <w:lang w:eastAsia="zh-CN"/>
-        </w:rPr>
-        <w:t xml:space="preserve">, </w:t>
-      </w:r>
-      <w:r>
-        <w:rPr>
-          <w:rFonts w:ascii="Times New Roman" w:eastAsia="Times New Roman" w:hAnsi="Times New Roman" w:cs="Times New Roman"/>
-          <w:color w:val="000000"/>
-          <w:kern w:val="1"/>
-          <w:lang w:eastAsia="zh-CN"/>
-        </w:rPr>
-        <w:t xml:space="preserve">@ </w:t>
-      </w:r>
-      <w:r>
-        <w:rPr>
-          <w:rFonts w:ascii="Times New Roman" w:eastAsia="Times New Roman" w:hAnsi="Times New Roman" w:cs="Times New Roman"/>
-          <w:color w:val="000000"/>
-          <w:kern w:val="1"/>
-          <w:lang w:eastAsia="zh-CN"/>
-        </w:rPr>
-        <w:t>7:30 up to get Gio ready</w:t>
-      </w:r>
-      <w:r>
-        <w:rPr>
-          <w:rFonts w:ascii="Times New Roman" w:eastAsia="Times New Roman" w:hAnsi="Times New Roman" w:cs="Times New Roman"/>
-          <w:color w:val="000000"/>
-          <w:kern w:val="1"/>
-          <w:lang w:eastAsia="zh-CN"/>
-        </w:rPr>
-        <w:t xml:space="preserve"> for school. </w:t>
-      </w:r>
-      <w:proofErr w:type="gramStart"/>
-      <w:r>
-        <w:rPr>
-          <w:rFonts w:ascii="Times New Roman" w:eastAsia="Times New Roman" w:hAnsi="Times New Roman" w:cs="Times New Roman"/>
-          <w:color w:val="000000"/>
-          <w:kern w:val="1"/>
-          <w:lang w:eastAsia="zh-CN"/>
-        </w:rPr>
-        <w:t>little</w:t>
-      </w:r>
-      <w:proofErr w:type="gramEnd"/>
-      <w:r>
-        <w:rPr>
-          <w:rFonts w:ascii="Times New Roman" w:eastAsia="Times New Roman" w:hAnsi="Times New Roman" w:cs="Times New Roman"/>
-          <w:color w:val="000000"/>
-          <w:kern w:val="1"/>
-          <w:lang w:eastAsia="zh-CN"/>
-        </w:rPr>
-        <w:t xml:space="preserve"> preparation</w:t>
-      </w:r>
-      <w:r>
-        <w:rPr>
-          <w:rFonts w:ascii="Times New Roman" w:eastAsia="Times New Roman" w:hAnsi="Times New Roman" w:cs="Times New Roman"/>
-          <w:color w:val="000000"/>
-          <w:kern w:val="1"/>
-          <w:lang w:eastAsia="zh-CN"/>
-        </w:rPr>
-        <w:t xml:space="preserve"> for teaching, but</w:t>
-      </w:r>
-      <w:r>
-        <w:rPr>
-          <w:rFonts w:ascii="Times New Roman" w:eastAsia="Times New Roman" w:hAnsi="Times New Roman" w:cs="Times New Roman"/>
-          <w:color w:val="000000"/>
-          <w:kern w:val="1"/>
-          <w:lang w:eastAsia="zh-CN"/>
-        </w:rPr>
-        <w:t xml:space="preserve"> before class prayed / meditated on Jeremiah 17:5-7. </w:t>
-      </w:r>
-      <w:proofErr w:type="gramStart"/>
-      <w:r>
-        <w:rPr>
-          <w:rFonts w:ascii="Times New Roman" w:eastAsia="Times New Roman" w:hAnsi="Times New Roman" w:cs="Times New Roman"/>
-          <w:color w:val="000000"/>
-          <w:kern w:val="1"/>
-          <w:lang w:eastAsia="zh-CN"/>
-        </w:rPr>
-        <w:t>trusted</w:t>
-      </w:r>
-      <w:proofErr w:type="gramEnd"/>
-      <w:r>
-        <w:rPr>
-          <w:rFonts w:ascii="Times New Roman" w:eastAsia="Times New Roman" w:hAnsi="Times New Roman" w:cs="Times New Roman"/>
-          <w:color w:val="000000"/>
-          <w:kern w:val="1"/>
-          <w:lang w:eastAsia="zh-CN"/>
-        </w:rPr>
-        <w:t xml:space="preserve"> in Lord, and great first class--</w:t>
-      </w:r>
-      <w:r>
-        <w:rPr>
-          <w:rFonts w:ascii="Times New Roman" w:eastAsia="Times New Roman" w:hAnsi="Times New Roman" w:cs="Times New Roman"/>
-          <w:color w:val="000000"/>
-          <w:kern w:val="1"/>
-          <w:lang w:eastAsia="zh-CN"/>
-        </w:rPr>
-        <w:t xml:space="preserve">very genial w/ students, very funny. </w:t>
-      </w:r>
-      <w:proofErr w:type="gramStart"/>
-      <w:r>
-        <w:rPr>
-          <w:rFonts w:ascii="Times New Roman" w:eastAsia="Times New Roman" w:hAnsi="Times New Roman" w:cs="Times New Roman"/>
-          <w:color w:val="000000"/>
-          <w:kern w:val="1"/>
-          <w:lang w:eastAsia="zh-CN"/>
-        </w:rPr>
-        <w:t>enjoyed</w:t>
-      </w:r>
-      <w:proofErr w:type="gramEnd"/>
-      <w:r>
-        <w:rPr>
-          <w:rFonts w:ascii="Times New Roman" w:eastAsia="Times New Roman" w:hAnsi="Times New Roman" w:cs="Times New Roman"/>
-          <w:color w:val="000000"/>
-          <w:kern w:val="1"/>
-          <w:lang w:eastAsia="zh-CN"/>
-        </w:rPr>
-        <w:t xml:space="preserve"> getting to know them. </w:t>
-      </w:r>
-      <w:proofErr w:type="gramStart"/>
-      <w:r>
-        <w:rPr>
-          <w:rFonts w:ascii="Times New Roman" w:eastAsia="Times New Roman" w:hAnsi="Times New Roman" w:cs="Times New Roman"/>
-          <w:color w:val="000000"/>
-          <w:kern w:val="1"/>
-          <w:lang w:eastAsia="zh-CN"/>
-        </w:rPr>
-        <w:t>got</w:t>
-      </w:r>
-      <w:proofErr w:type="gramEnd"/>
-      <w:r>
-        <w:rPr>
-          <w:rFonts w:ascii="Times New Roman" w:eastAsia="Times New Roman" w:hAnsi="Times New Roman" w:cs="Times New Roman"/>
-          <w:color w:val="000000"/>
-          <w:kern w:val="1"/>
-          <w:lang w:eastAsia="zh-CN"/>
-        </w:rPr>
-        <w:t xml:space="preserve"> through exactly zero practical items, discussed syllabus not at all, just talked w/ them about their favorite books </w:t>
-      </w:r>
-      <w:r>
-        <w:rPr>
-          <w:rFonts w:ascii="Times New Roman" w:eastAsia="Times New Roman" w:hAnsi="Times New Roman" w:cs="Times New Roman"/>
-          <w:color w:val="000000"/>
-          <w:kern w:val="1"/>
-          <w:lang w:eastAsia="zh-CN"/>
-        </w:rPr>
-        <w:t xml:space="preserve">and </w:t>
-      </w:r>
-      <w:r>
-        <w:rPr>
-          <w:rFonts w:ascii="Times New Roman" w:eastAsia="Times New Roman" w:hAnsi="Times New Roman" w:cs="Times New Roman"/>
-          <w:color w:val="000000"/>
-          <w:kern w:val="1"/>
-          <w:lang w:eastAsia="zh-CN"/>
-        </w:rPr>
-        <w:t>made intros / etc.</w:t>
-      </w:r>
-    </w:p>
-    <w:p>
-      <w:pPr>
-        <w:widowControl w:val="0"/>
-        <w:autoSpaceDE w:val="0"/>
-        <w:autoSpaceDN w:val="0"/>
-        <w:adjustRightInd w:val="0"/>
-        <w:rPr>
-          <w:rFonts w:ascii="Times New Roman" w:eastAsia="Times New Roman" w:hAnsi="Times New Roman" w:cs="Times New Roman"/>
-          <w:color w:val="000000"/>
-          <w:kern w:val="1"/>
-          <w:lang w:eastAsia="zh-CN"/>
-        </w:rPr>
-      </w:pPr>
-    </w:p>
-    <w:p>
-      <w:pPr>
-        <w:widowControl w:val="0"/>
-        <w:autoSpaceDE w:val="0"/>
-        <w:autoSpaceDN w:val="0"/>
-        <w:adjustRightInd w:val="0"/>
-        <w:rPr>
-          <w:rFonts w:ascii="Times New Roman" w:eastAsia="Times New Roman" w:hAnsi="Times New Roman" w:cs="Times New Roman"/>
-          <w:kern w:val="1"/>
-          <w:lang w:eastAsia="zh-CN"/>
-        </w:rPr>
-      </w:pPr>
-      <w:proofErr w:type="gramStart"/>
-      <w:r>
-        <w:rPr>
-          <w:rFonts w:ascii="Times New Roman" w:eastAsia="Times New Roman" w:hAnsi="Times New Roman" w:cs="Times New Roman"/>
-          <w:color w:val="000000"/>
-          <w:kern w:val="1"/>
-          <w:lang w:eastAsia="zh-CN"/>
-        </w:rPr>
-        <w:t>plan</w:t>
-      </w:r>
-      <w:proofErr w:type="gramEnd"/>
-      <w:r>
-        <w:rPr>
-          <w:rFonts w:ascii="Times New Roman" w:eastAsia="Times New Roman" w:hAnsi="Times New Roman" w:cs="Times New Roman"/>
-          <w:color w:val="000000"/>
-          <w:kern w:val="1"/>
-          <w:lang w:eastAsia="zh-CN"/>
-        </w:rPr>
-        <w:t xml:space="preserve"> on reading 3ch. Matthew today, maybe a psalm + a proverb. </w:t>
-      </w:r>
-    </w:p>
-    <w:p>
-      <w:pPr>
-        <w:widowControl w:val="0"/>
-        <w:autoSpaceDE w:val="0"/>
-        <w:autoSpaceDN w:val="0"/>
-        <w:adjustRightInd w:val="0"/>
-        <w:rPr>
-          <w:rFonts w:ascii="Times New Roman" w:eastAsia="Times New Roman" w:hAnsi="Times New Roman" w:cs="Times New Roman"/>
-          <w:color w:val="000000"/>
-          <w:kern w:val="1"/>
-          <w:lang w:eastAsia="zh-CN"/>
-        </w:rPr>
-      </w:pPr>
-    </w:p>
-    <w:p>
-      <w:pPr>
-        <w:widowControl w:val="0"/>
-        <w:autoSpaceDE w:val="0"/>
-        <w:autoSpaceDN w:val="0"/>
-        <w:adjustRightInd w:val="0"/>
-        <w:rPr>
-          <w:rFonts w:ascii="Times New Roman" w:eastAsia="Times New Roman" w:hAnsi="Times New Roman" w:cs="Times New Roman"/>
-          <w:color w:val="000000"/>
-          <w:kern w:val="1"/>
-          <w:lang w:eastAsia="zh-CN"/>
-        </w:rPr>
-      </w:pPr>
-      <w:r>
-        <w:rPr>
-          <w:rFonts w:ascii="Times New Roman" w:eastAsia="Times New Roman" w:hAnsi="Times New Roman" w:cs="Times New Roman"/>
-          <w:color w:val="000000"/>
-          <w:kern w:val="1"/>
-          <w:lang w:eastAsia="zh-CN"/>
-        </w:rPr>
-        <w:t xml:space="preserve">2pm </w:t>
-      </w:r>
-    </w:p>
-    <w:p>
-      <w:pPr>
-        <w:widowControl w:val="0"/>
-        <w:autoSpaceDE w:val="0"/>
-        <w:autoSpaceDN w:val="0"/>
-        <w:adjustRightInd w:val="0"/>
-        <w:rPr>
-          <w:rFonts w:ascii="Times New Roman" w:eastAsia="Times New Roman" w:hAnsi="Times New Roman" w:cs="Times New Roman"/>
-          <w:color w:val="000000"/>
-          <w:kern w:val="1"/>
-          <w:lang w:eastAsia="zh-CN"/>
-        </w:rPr>
-      </w:pPr>
-    </w:p>
-    <w:p>
-      <w:pPr>
-        <w:widowControl w:val="0"/>
-        <w:autoSpaceDE w:val="0"/>
-        <w:autoSpaceDN w:val="0"/>
-        <w:adjustRightInd w:val="0"/>
-        <w:rPr>
-          <w:rFonts w:ascii="Times New Roman" w:eastAsia="Times New Roman" w:hAnsi="Times New Roman" w:cs="Times New Roman"/>
-          <w:kern w:val="1"/>
-          <w:lang w:eastAsia="zh-CN"/>
-        </w:rPr>
-      </w:pPr>
-      <w:proofErr w:type="gramStart"/>
-      <w:r>
-        <w:rPr>
-          <w:rFonts w:ascii="Times New Roman" w:eastAsia="Times New Roman" w:hAnsi="Times New Roman" w:cs="Times New Roman"/>
-          <w:color w:val="000000"/>
-          <w:kern w:val="1"/>
-          <w:lang w:eastAsia="zh-CN"/>
-        </w:rPr>
-        <w:t>time</w:t>
-      </w:r>
-      <w:proofErr w:type="gramEnd"/>
-      <w:r>
-        <w:rPr>
-          <w:rFonts w:ascii="Times New Roman" w:eastAsia="Times New Roman" w:hAnsi="Times New Roman" w:cs="Times New Roman"/>
-          <w:color w:val="000000"/>
-          <w:kern w:val="1"/>
-          <w:lang w:eastAsia="zh-CN"/>
-        </w:rPr>
-        <w:t xml:space="preserve"> wasted</w:t>
-      </w:r>
-      <w:r>
-        <w:rPr>
-          <w:rFonts w:ascii="Times New Roman" w:eastAsia="Times New Roman" w:hAnsi="Times New Roman" w:cs="Times New Roman"/>
-          <w:color w:val="000000"/>
-          <w:kern w:val="1"/>
-          <w:lang w:eastAsia="zh-CN"/>
-        </w:rPr>
-        <w:t xml:space="preserve"> / frittered</w:t>
-      </w:r>
-      <w:r>
-        <w:rPr>
-          <w:rFonts w:ascii="Times New Roman" w:eastAsia="Times New Roman" w:hAnsi="Times New Roman" w:cs="Times New Roman"/>
-          <w:color w:val="000000"/>
-          <w:kern w:val="1"/>
-          <w:lang w:eastAsia="zh-CN"/>
-        </w:rPr>
-        <w:t xml:space="preserve"> away</w:t>
-      </w:r>
-      <w:r>
-        <w:rPr>
-          <w:rFonts w:ascii="Times New Roman" w:eastAsia="Times New Roman" w:hAnsi="Times New Roman" w:cs="Times New Roman"/>
-          <w:color w:val="000000"/>
-          <w:kern w:val="1"/>
-          <w:lang w:eastAsia="zh-CN"/>
-        </w:rPr>
-        <w:t xml:space="preserve">. 2:18 </w:t>
-      </w:r>
-      <w:r>
-        <w:rPr>
-          <w:rFonts w:ascii="Times New Roman" w:eastAsia="Times New Roman" w:hAnsi="Times New Roman" w:cs="Times New Roman"/>
-          <w:color w:val="000000"/>
-          <w:kern w:val="1"/>
-          <w:lang w:eastAsia="zh-CN"/>
-        </w:rPr>
-        <w:t xml:space="preserve">and </w:t>
-      </w:r>
-      <w:r>
-        <w:rPr>
-          <w:rFonts w:ascii="Times New Roman" w:eastAsia="Times New Roman" w:hAnsi="Times New Roman" w:cs="Times New Roman"/>
-          <w:color w:val="000000"/>
-          <w:kern w:val="1"/>
-          <w:lang w:eastAsia="zh-CN"/>
-        </w:rPr>
-        <w:t xml:space="preserve">clock still ticking--no ancillary rdg. </w:t>
-      </w:r>
-      <w:proofErr w:type="gramStart"/>
-      <w:r>
-        <w:rPr>
-          <w:rFonts w:ascii="Times New Roman" w:eastAsia="Times New Roman" w:hAnsi="Times New Roman" w:cs="Times New Roman"/>
-          <w:color w:val="000000"/>
-          <w:kern w:val="1"/>
-          <w:lang w:eastAsia="zh-CN"/>
-        </w:rPr>
-        <w:t>schedule</w:t>
-      </w:r>
-      <w:proofErr w:type="gramEnd"/>
-      <w:r>
-        <w:rPr>
-          <w:rFonts w:ascii="Times New Roman" w:eastAsia="Times New Roman" w:hAnsi="Times New Roman" w:cs="Times New Roman"/>
-          <w:color w:val="000000"/>
-          <w:kern w:val="1"/>
-          <w:lang w:eastAsia="zh-CN"/>
-        </w:rPr>
-        <w:t xml:space="preserve">, no rdg. </w:t>
-      </w:r>
-    </w:p>
-    <w:p>
-      <w:pPr>
-        <w:widowControl w:val="0"/>
-        <w:autoSpaceDE w:val="0"/>
-        <w:autoSpaceDN w:val="0"/>
-        <w:adjustRightInd w:val="0"/>
-        <w:rPr>
-          <w:rFonts w:ascii="Times New Roman" w:eastAsia="Times New Roman" w:hAnsi="Times New Roman" w:cs="Times New Roman"/>
-          <w:color w:val="000000"/>
-          <w:kern w:val="1"/>
-          <w:lang w:eastAsia="zh-CN"/>
-        </w:rPr>
-      </w:pPr>
-    </w:p>
-    <w:p>
-      <w:pPr>
-        <w:widowControl w:val="0"/>
-        <w:autoSpaceDE w:val="0"/>
-        <w:autoSpaceDN w:val="0"/>
-        <w:adjustRightInd w:val="0"/>
-        <w:rPr>
-          <w:rFonts w:ascii="Times New Roman" w:eastAsia="Times New Roman" w:hAnsi="Times New Roman" w:cs="Times New Roman"/>
-          <w:color w:val="000000"/>
-          <w:kern w:val="1"/>
-          <w:lang w:eastAsia="zh-CN"/>
-        </w:rPr>
-      </w:pPr>
-      <w:r>
-        <w:rPr>
-          <w:rFonts w:ascii="Times New Roman" w:eastAsia="Times New Roman" w:hAnsi="Times New Roman" w:cs="Times New Roman"/>
-          <w:color w:val="000000"/>
-          <w:kern w:val="1"/>
-          <w:lang w:eastAsia="zh-CN"/>
-        </w:rPr>
-        <w:t>3:27pm</w:t>
-      </w:r>
-      <w:r>
-        <w:rPr>
-          <w:rFonts w:ascii="Times New Roman" w:eastAsia="Times New Roman" w:hAnsi="Times New Roman" w:cs="Times New Roman"/>
-          <w:color w:val="000000"/>
-          <w:kern w:val="1"/>
-          <w:lang w:eastAsia="zh-CN"/>
-        </w:rPr>
-        <w:t xml:space="preserve"> </w:t>
-      </w:r>
-    </w:p>
-    <w:p>
-      <w:pPr>
-        <w:widowControl w:val="0"/>
-        <w:autoSpaceDE w:val="0"/>
-        <w:autoSpaceDN w:val="0"/>
-        <w:adjustRightInd w:val="0"/>
-        <w:rPr>
-          <w:rFonts w:ascii="Times New Roman" w:eastAsia="Times New Roman" w:hAnsi="Times New Roman" w:cs="Times New Roman"/>
-          <w:color w:val="000000"/>
-          <w:kern w:val="1"/>
-          <w:lang w:eastAsia="zh-CN"/>
-        </w:rPr>
-      </w:pPr>
-    </w:p>
-    <w:p>
-      <w:pPr>
-        <w:widowControl w:val="0"/>
-        <w:autoSpaceDE w:val="0"/>
-        <w:autoSpaceDN w:val="0"/>
-        <w:adjustRightInd w:val="0"/>
-        <w:rPr>
-          <w:rFonts w:ascii="Times New Roman" w:eastAsia="Times New Roman" w:hAnsi="Times New Roman" w:cs="Times New Roman"/>
-          <w:kern w:val="1"/>
-          <w:lang w:eastAsia="zh-CN"/>
-        </w:rPr>
-      </w:pPr>
-      <w:proofErr w:type="gramStart"/>
-      <w:r>
-        <w:rPr>
-          <w:rFonts w:ascii="Times New Roman" w:eastAsia="Times New Roman" w:hAnsi="Times New Roman" w:cs="Times New Roman"/>
-          <w:color w:val="000000"/>
-          <w:kern w:val="1"/>
-          <w:lang w:eastAsia="zh-CN"/>
-        </w:rPr>
-        <w:t>read</w:t>
-      </w:r>
-      <w:proofErr w:type="gramEnd"/>
-      <w:r>
-        <w:rPr>
-          <w:rFonts w:ascii="Times New Roman" w:eastAsia="Times New Roman" w:hAnsi="Times New Roman" w:cs="Times New Roman"/>
-          <w:color w:val="000000"/>
-          <w:kern w:val="1"/>
-          <w:lang w:eastAsia="zh-CN"/>
-        </w:rPr>
-        <w:t xml:space="preserve"> word, now wasting time looking @ philosophy t-shirts--one of Hegel's face w/ caption, "No one understands me"--love it. </w:t>
-      </w:r>
-      <w:proofErr w:type="gramStart"/>
-      <w:r>
-        <w:rPr>
-          <w:rFonts w:ascii="Times New Roman" w:eastAsia="Times New Roman" w:hAnsi="Times New Roman" w:cs="Times New Roman"/>
-          <w:color w:val="000000"/>
-          <w:kern w:val="1"/>
-          <w:lang w:eastAsia="zh-CN"/>
-        </w:rPr>
-        <w:t>titillating</w:t>
-      </w:r>
-      <w:proofErr w:type="gramEnd"/>
-      <w:r>
-        <w:rPr>
-          <w:rFonts w:ascii="Times New Roman" w:eastAsia="Times New Roman" w:hAnsi="Times New Roman" w:cs="Times New Roman"/>
-          <w:color w:val="000000"/>
-          <w:kern w:val="1"/>
-          <w:lang w:eastAsia="zh-CN"/>
-        </w:rPr>
-        <w:t xml:space="preserve"> desire to SPEND. </w:t>
-      </w:r>
-      <w:proofErr w:type="gramStart"/>
-      <w:r>
-        <w:rPr>
-          <w:rFonts w:ascii="Times New Roman" w:eastAsia="Times New Roman" w:hAnsi="Times New Roman" w:cs="Times New Roman"/>
-          <w:color w:val="000000"/>
-          <w:kern w:val="1"/>
-          <w:lang w:eastAsia="zh-CN"/>
-        </w:rPr>
-        <w:t>feel</w:t>
-      </w:r>
-      <w:proofErr w:type="gramEnd"/>
-      <w:r>
-        <w:rPr>
-          <w:rFonts w:ascii="Times New Roman" w:eastAsia="Times New Roman" w:hAnsi="Times New Roman" w:cs="Times New Roman"/>
-          <w:color w:val="000000"/>
-          <w:kern w:val="1"/>
-          <w:lang w:eastAsia="zh-CN"/>
-        </w:rPr>
-        <w:t xml:space="preserve"> stuck. </w:t>
-      </w:r>
-      <w:proofErr w:type="gramStart"/>
-      <w:r>
-        <w:rPr>
-          <w:rFonts w:ascii="Times New Roman" w:eastAsia="Times New Roman" w:hAnsi="Times New Roman" w:cs="Times New Roman"/>
-          <w:color w:val="000000"/>
-          <w:kern w:val="1"/>
-          <w:lang w:eastAsia="zh-CN"/>
-        </w:rPr>
-        <w:t>how</w:t>
-      </w:r>
-      <w:proofErr w:type="gramEnd"/>
-      <w:r>
-        <w:rPr>
-          <w:rFonts w:ascii="Times New Roman" w:eastAsia="Times New Roman" w:hAnsi="Times New Roman" w:cs="Times New Roman"/>
-          <w:color w:val="000000"/>
-          <w:kern w:val="1"/>
-          <w:lang w:eastAsia="zh-CN"/>
-        </w:rPr>
-        <w:t xml:space="preserve"> to move? </w:t>
-      </w:r>
-      <w:proofErr w:type="gramStart"/>
-      <w:r>
-        <w:rPr>
-          <w:rFonts w:ascii="Times New Roman" w:eastAsia="Times New Roman" w:hAnsi="Times New Roman" w:cs="Times New Roman"/>
-          <w:color w:val="000000"/>
-          <w:kern w:val="1"/>
-          <w:lang w:eastAsia="zh-CN"/>
-        </w:rPr>
-        <w:t>what</w:t>
-      </w:r>
-      <w:proofErr w:type="gramEnd"/>
-      <w:r>
-        <w:rPr>
-          <w:rFonts w:ascii="Times New Roman" w:eastAsia="Times New Roman" w:hAnsi="Times New Roman" w:cs="Times New Roman"/>
-          <w:color w:val="000000"/>
-          <w:kern w:val="1"/>
-          <w:lang w:eastAsia="zh-CN"/>
-        </w:rPr>
-        <w:t xml:space="preserve"> to do?</w:t>
-      </w:r>
-    </w:p>
-    <w:p>
-      <w:pPr>
-        <w:widowControl w:val="0"/>
-        <w:autoSpaceDE w:val="0"/>
-        <w:autoSpaceDN w:val="0"/>
-        <w:adjustRightInd w:val="0"/>
-        <w:rPr>
-          <w:rFonts w:ascii="Times New Roman" w:eastAsia="Times New Roman" w:hAnsi="Times New Roman" w:cs="Times New Roman"/>
-          <w:color w:val="000000"/>
-          <w:kern w:val="1"/>
-          <w:lang w:eastAsia="zh-CN"/>
-        </w:rPr>
-      </w:pPr>
-    </w:p>
-    <w:p>
-      <w:pPr>
-        <w:widowControl w:val="0"/>
-        <w:autoSpaceDE w:val="0"/>
-        <w:autoSpaceDN w:val="0"/>
-        <w:adjustRightInd w:val="0"/>
-        <w:rPr>
-          <w:rFonts w:ascii="Times New Roman" w:eastAsia="Times New Roman" w:hAnsi="Times New Roman" w:cs="Times New Roman"/>
-          <w:kern w:val="1"/>
-          <w:lang w:eastAsia="zh-CN"/>
-        </w:rPr>
-      </w:pPr>
-      <w:r>
-        <w:rPr>
-          <w:rFonts w:ascii="Times New Roman" w:eastAsia="Times New Roman" w:hAnsi="Times New Roman" w:cs="Times New Roman"/>
-          <w:color w:val="000000"/>
-          <w:kern w:val="1"/>
-          <w:lang w:eastAsia="zh-CN"/>
-        </w:rPr>
-        <w:t>6:45</w:t>
-      </w:r>
-    </w:p>
-    <w:p>
-      <w:pPr>
-        <w:widowControl w:val="0"/>
-        <w:autoSpaceDE w:val="0"/>
-        <w:autoSpaceDN w:val="0"/>
-        <w:adjustRightInd w:val="0"/>
-        <w:rPr>
-          <w:rFonts w:ascii="Times New Roman" w:eastAsia="Times New Roman" w:hAnsi="Times New Roman" w:cs="Times New Roman"/>
-          <w:color w:val="000000"/>
-          <w:kern w:val="1"/>
-          <w:lang w:eastAsia="zh-CN"/>
-        </w:rPr>
-      </w:pPr>
-    </w:p>
-    <w:p>
-      <w:pPr>
-        <w:widowControl w:val="0"/>
-        <w:autoSpaceDE w:val="0"/>
-        <w:autoSpaceDN w:val="0"/>
-        <w:adjustRightInd w:val="0"/>
-        <w:rPr>
-          <w:rFonts w:ascii="Times New Roman" w:eastAsia="Times New Roman" w:hAnsi="Times New Roman" w:cs="Times New Roman"/>
-          <w:kern w:val="1"/>
-          <w:lang w:eastAsia="zh-CN"/>
-        </w:rPr>
-      </w:pPr>
-      <w:proofErr w:type="gramStart"/>
-      <w:r>
-        <w:rPr>
-          <w:rFonts w:ascii="Times New Roman" w:eastAsia="Times New Roman" w:hAnsi="Times New Roman" w:cs="Times New Roman"/>
-          <w:color w:val="000000"/>
-          <w:kern w:val="1"/>
-          <w:lang w:eastAsia="zh-CN"/>
-        </w:rPr>
-        <w:t>snapped</w:t>
-      </w:r>
-      <w:proofErr w:type="gramEnd"/>
-      <w:r>
-        <w:rPr>
-          <w:rFonts w:ascii="Times New Roman" w:eastAsia="Times New Roman" w:hAnsi="Times New Roman" w:cs="Times New Roman"/>
-          <w:color w:val="000000"/>
-          <w:kern w:val="1"/>
-          <w:lang w:eastAsia="zh-CN"/>
-        </w:rPr>
-        <w:t xml:space="preserve"> out of rut, showered, got ready, left early but snow + traffic so took a long time, then talked on phone w/ C about </w:t>
-      </w:r>
-      <w:proofErr w:type="spellStart"/>
-      <w:r>
-        <w:rPr>
-          <w:rFonts w:ascii="Times New Roman" w:eastAsia="Times New Roman" w:hAnsi="Times New Roman" w:cs="Times New Roman"/>
-          <w:color w:val="000000"/>
-          <w:kern w:val="1"/>
-          <w:lang w:eastAsia="zh-CN"/>
-        </w:rPr>
-        <w:t>Gio</w:t>
-      </w:r>
-      <w:r>
-        <w:rPr>
-          <w:rFonts w:ascii="Times New Roman" w:eastAsia="Times New Roman" w:hAnsi="Times New Roman" w:cs="Times New Roman"/>
-          <w:color w:val="000000"/>
-          <w:kern w:val="1"/>
-          <w:lang w:eastAsia="zh-CN"/>
-        </w:rPr>
-        <w:t>’s</w:t>
-      </w:r>
-      <w:proofErr w:type="spellEnd"/>
-      <w:r>
-        <w:rPr>
-          <w:rFonts w:ascii="Times New Roman" w:eastAsia="Times New Roman" w:hAnsi="Times New Roman" w:cs="Times New Roman"/>
-          <w:color w:val="000000"/>
-          <w:kern w:val="1"/>
-          <w:lang w:eastAsia="zh-CN"/>
-        </w:rPr>
-        <w:t xml:space="preserve"> crazy tantrum kicking nonsense. </w:t>
-      </w:r>
-      <w:proofErr w:type="gramStart"/>
-      <w:r>
-        <w:rPr>
-          <w:rFonts w:ascii="Times New Roman" w:eastAsia="Times New Roman" w:hAnsi="Times New Roman" w:cs="Times New Roman"/>
-          <w:color w:val="000000"/>
-          <w:kern w:val="1"/>
-          <w:lang w:eastAsia="zh-CN"/>
-        </w:rPr>
-        <w:t>then</w:t>
-      </w:r>
-      <w:proofErr w:type="gramEnd"/>
-      <w:r>
-        <w:rPr>
-          <w:rFonts w:ascii="Times New Roman" w:eastAsia="Times New Roman" w:hAnsi="Times New Roman" w:cs="Times New Roman"/>
-          <w:color w:val="000000"/>
-          <w:kern w:val="1"/>
-          <w:lang w:eastAsia="zh-CN"/>
-        </w:rPr>
-        <w:t xml:space="preserve"> inside to mom's + </w:t>
-      </w:r>
-      <w:r>
-        <w:rPr>
-          <w:rFonts w:ascii="Times New Roman" w:eastAsia="Times New Roman" w:hAnsi="Times New Roman" w:cs="Times New Roman"/>
-          <w:color w:val="000000"/>
-          <w:kern w:val="1"/>
-          <w:lang w:eastAsia="zh-CN"/>
-        </w:rPr>
-        <w:t xml:space="preserve">back </w:t>
-      </w:r>
-      <w:r>
-        <w:rPr>
-          <w:rFonts w:ascii="Times New Roman" w:eastAsia="Times New Roman" w:hAnsi="Times New Roman" w:cs="Times New Roman"/>
-          <w:color w:val="000000"/>
-          <w:kern w:val="1"/>
-          <w:lang w:eastAsia="zh-CN"/>
-        </w:rPr>
-        <w:t xml:space="preserve">outside immediately. </w:t>
-      </w:r>
+      <w:proofErr w:type="gramStart"/>
+      <w:proofErr w:type="gramEnd"/>
     </w:p>
     <w:p>
       <w:pPr>
@@ -10175,7 +9833,7 @@
           <wp:inline distT="0" distB="0" distL="0" distR="0" wp14:anchorId="4D359054" wp14:editId="186F69C2">
             <wp:extent cx="4343400" cy="3127246"/>
             <wp:effectExtent l="0" t="0" r="0" b="0"/>
-            <wp:docPr id="368" name="Picture 368" descr="Macintosh HD:Users:mpfaff:Desktop:sapphopapyrus.gif"/>
+            <wp:docPr id="368" name="Picture 368" descr="Macintosh HD:Users:xxxx:Desktop:sapphopapyrus.gif"/>
             <wp:cNvGraphicFramePr>
               <a:graphicFrameLocks xmlns:a="http://schemas.openxmlformats.org/drawingml/2006/main" noChangeAspect="1"/>
             </wp:cNvGraphicFramePr>
@@ -10183,7 +9841,7 @@
               <a:graphicData uri="http://schemas.openxmlformats.org/drawingml/2006/picture">
                 <pic:pic xmlns:pic="http://schemas.openxmlformats.org/drawingml/2006/picture">
                   <pic:nvPicPr>
-                    <pic:cNvPr id="0" name="Picture 1" descr="Macintosh HD:Users:mpfaff:Desktop:sapphopapyrus.gif"/>
+                    <pic:cNvPr id="0" name="Picture 1" descr="Macintosh HD:Users:xxxx:Desktop:sapphopapyrus.gif"/>
                     <pic:cNvPicPr>
                       <a:picLocks noChangeAspect="1" noChangeArrowheads="1"/>
                     </pic:cNvPicPr>
@@ -18128,7 +17786,7 @@
           <wp:inline distT="0" distB="0" distL="0" distR="0" wp14:anchorId="56391F01" wp14:editId="686740F4">
             <wp:extent cx="3810000" cy="2540000"/>
             <wp:effectExtent l="0" t="0" r="0" b="0"/>
-            <wp:docPr id="370" name="Picture 370" descr="Macintosh HD:Users:mpfaff:Desktop:frozen-tundra_5591.jpg"/>
+            <wp:docPr id="370" name="Picture 370" descr="Macintosh HD:Users:xxxx:Desktop:frozen-tundra_5591.jpg"/>
             <wp:cNvGraphicFramePr>
               <a:graphicFrameLocks xmlns:a="http://schemas.openxmlformats.org/drawingml/2006/main" noChangeAspect="1"/>
             </wp:cNvGraphicFramePr>
@@ -18136,7 +17794,7 @@
               <a:graphicData uri="http://schemas.openxmlformats.org/drawingml/2006/picture">
                 <pic:pic xmlns:pic="http://schemas.openxmlformats.org/drawingml/2006/picture">
                   <pic:nvPicPr>
-                    <pic:cNvPr id="0" name="Picture 1" descr="Macintosh HD:Users:mpfaff:Desktop:frozen-tundra_5591.jpg"/>
+                    <pic:cNvPr id="0" name="Picture 1" descr="Macintosh HD:Users:xxxx:Desktop:frozen-tundra_5591.jpg"/>
                     <pic:cNvPicPr>
                       <a:picLocks noChangeAspect="1" noChangeArrowheads="1"/>
                     </pic:cNvPicPr>
@@ -33141,6 +32799,12 @@
     </w:p>
     <w:p/>
     <w:sectPr>
+      <w:headerReference w:type="default" r:id="rId11"/>
+      <w:headerReference w:type="first" r:id="rId12"/>
+      <w:headerReference w:type="even" r:id="rId13"/>
+      <w:footerReference w:type="default" r:id="rId14"/>
+      <w:footerReference w:type="first" r:id="rId15"/>
+      <w:footerReference w:type="even" r:id="rId16"/>
       <w:pgSz w:w="12240" w:h="15840"/>
       <w:pgMar w:top="1440" w:right="1800" w:bottom="1440" w:left="1800" w:header="720" w:footer="720" w:gutter="0"/>
       <w:cols w:space="720"/>
@@ -33148,6 +32812,66 @@
     </w:sectPr>
   </w:body>
 </w:document>
+</file>
+
+<file path=word/footer1.xml><?xml version="1.0" encoding="utf-8"?>
+<w:ftr xmlns:m="http://schemas.openxmlformats.org/officeDocument/2006/math" xmlns:mc="http://schemas.openxmlformats.org/markup-compatibility/2006" xmlns:mo="http://schemas.microsoft.com/office/mac/office/2008/main" xmlns:mv="urn:schemas-microsoft-com:mac:vml" xmlns:o="urn:schemas-microsoft-com:office:office" xmlns:r="http://schemas.openxmlformats.org/officeDocument/2006/relationships" xmlns:v="urn:schemas-microsoft-com:vml" xmlns:w10="urn:schemas-microsoft-com:office:word" xmlns:w14="http://schemas.microsoft.com/office/word/2010/wordml" xmlns:w="http://schemas.openxmlformats.org/wordprocessingml/2006/main" xmlns:wne="http://schemas.microsoft.com/office/word/2006/wordml" xmlns:wp14="http://schemas.microsoft.com/office/word/2010/wordprocessingDrawing" xmlns:wp="http://schemas.openxmlformats.org/drawingml/2006/wordprocessingDrawing" xmlns:wpc="http://schemas.microsoft.com/office/word/2010/wordprocessingCanvas" xmlns:wpg="http://schemas.microsoft.com/office/word/2010/wordprocessingGroup" xmlns:wpi="http://schemas.microsoft.com/office/word/2010/wordprocessingInk" xmlns:wps="http://schemas.microsoft.com/office/word/2010/wordprocessingShape" mc:Ignorable="w14 wp14">
+  <w:p>
+    <w:pPr>
+      <w:pStyle w:val="Footer"/>
+    </w:pPr>
+  </w:p>
+</w:ftr>
+</file>
+
+<file path=word/footer2.xml><?xml version="1.0" encoding="utf-8"?>
+<w:ftr xmlns:m="http://schemas.openxmlformats.org/officeDocument/2006/math" xmlns:mc="http://schemas.openxmlformats.org/markup-compatibility/2006" xmlns:mo="http://schemas.microsoft.com/office/mac/office/2008/main" xmlns:mv="urn:schemas-microsoft-com:mac:vml" xmlns:o="urn:schemas-microsoft-com:office:office" xmlns:r="http://schemas.openxmlformats.org/officeDocument/2006/relationships" xmlns:v="urn:schemas-microsoft-com:vml" xmlns:w10="urn:schemas-microsoft-com:office:word" xmlns:w14="http://schemas.microsoft.com/office/word/2010/wordml" xmlns:w="http://schemas.openxmlformats.org/wordprocessingml/2006/main" xmlns:wne="http://schemas.microsoft.com/office/word/2006/wordml" xmlns:wp14="http://schemas.microsoft.com/office/word/2010/wordprocessingDrawing" xmlns:wp="http://schemas.openxmlformats.org/drawingml/2006/wordprocessingDrawing" xmlns:wpc="http://schemas.microsoft.com/office/word/2010/wordprocessingCanvas" xmlns:wpg="http://schemas.microsoft.com/office/word/2010/wordprocessingGroup" xmlns:wpi="http://schemas.microsoft.com/office/word/2010/wordprocessingInk" xmlns:wps="http://schemas.microsoft.com/office/word/2010/wordprocessingShape" mc:Ignorable="w14 wp14">
+  <w:p>
+    <w:pPr>
+      <w:pStyle w:val="Footer"/>
+    </w:pPr>
+  </w:p>
+</w:ftr>
+</file>
+
+<file path=word/footer3.xml><?xml version="1.0" encoding="utf-8"?>
+<w:ftr xmlns:m="http://schemas.openxmlformats.org/officeDocument/2006/math" xmlns:mc="http://schemas.openxmlformats.org/markup-compatibility/2006" xmlns:mo="http://schemas.microsoft.com/office/mac/office/2008/main" xmlns:mv="urn:schemas-microsoft-com:mac:vml" xmlns:o="urn:schemas-microsoft-com:office:office" xmlns:r="http://schemas.openxmlformats.org/officeDocument/2006/relationships" xmlns:v="urn:schemas-microsoft-com:vml" xmlns:w10="urn:schemas-microsoft-com:office:word" xmlns:w14="http://schemas.microsoft.com/office/word/2010/wordml" xmlns:w="http://schemas.openxmlformats.org/wordprocessingml/2006/main" xmlns:wne="http://schemas.microsoft.com/office/word/2006/wordml" xmlns:wp14="http://schemas.microsoft.com/office/word/2010/wordprocessingDrawing" xmlns:wp="http://schemas.openxmlformats.org/drawingml/2006/wordprocessingDrawing" xmlns:wpc="http://schemas.microsoft.com/office/word/2010/wordprocessingCanvas" xmlns:wpg="http://schemas.microsoft.com/office/word/2010/wordprocessingGroup" xmlns:wpi="http://schemas.microsoft.com/office/word/2010/wordprocessingInk" xmlns:wps="http://schemas.microsoft.com/office/word/2010/wordprocessingShape" mc:Ignorable="w14 wp14">
+  <w:p>
+    <w:pPr>
+      <w:pStyle w:val="Footer"/>
+    </w:pPr>
+  </w:p>
+</w:ftr>
+</file>
+
+<file path=word/header1.xml><?xml version="1.0" encoding="utf-8"?>
+<w:hdr xmlns:m="http://schemas.openxmlformats.org/officeDocument/2006/math" xmlns:mc="http://schemas.openxmlformats.org/markup-compatibility/2006" xmlns:mo="http://schemas.microsoft.com/office/mac/office/2008/main" xmlns:mv="urn:schemas-microsoft-com:mac:vml" xmlns:o="urn:schemas-microsoft-com:office:office" xmlns:r="http://schemas.openxmlformats.org/officeDocument/2006/relationships" xmlns:v="urn:schemas-microsoft-com:vml" xmlns:w10="urn:schemas-microsoft-com:office:word" xmlns:w14="http://schemas.microsoft.com/office/word/2010/wordml" xmlns:w="http://schemas.openxmlformats.org/wordprocessingml/2006/main" xmlns:wne="http://schemas.microsoft.com/office/word/2006/wordml" xmlns:wp14="http://schemas.microsoft.com/office/word/2010/wordprocessingDrawing" xmlns:wp="http://schemas.openxmlformats.org/drawingml/2006/wordprocessingDrawing" xmlns:wpc="http://schemas.microsoft.com/office/word/2010/wordprocessingCanvas" xmlns:wpg="http://schemas.microsoft.com/office/word/2010/wordprocessingGroup" xmlns:wpi="http://schemas.microsoft.com/office/word/2010/wordprocessingInk" xmlns:wps="http://schemas.microsoft.com/office/word/2010/wordprocessingShape" mc:Ignorable="w14 wp14">
+  <w:p>
+    <w:pPr>
+      <w:pStyle w:val="Header"/>
+    </w:pPr>
+  </w:p>
+</w:hdr>
+</file>
+
+<file path=word/header2.xml><?xml version="1.0" encoding="utf-8"?>
+<w:hdr xmlns:m="http://schemas.openxmlformats.org/officeDocument/2006/math" xmlns:mc="http://schemas.openxmlformats.org/markup-compatibility/2006" xmlns:mo="http://schemas.microsoft.com/office/mac/office/2008/main" xmlns:mv="urn:schemas-microsoft-com:mac:vml" xmlns:o="urn:schemas-microsoft-com:office:office" xmlns:r="http://schemas.openxmlformats.org/officeDocument/2006/relationships" xmlns:v="urn:schemas-microsoft-com:vml" xmlns:w10="urn:schemas-microsoft-com:office:word" xmlns:w14="http://schemas.microsoft.com/office/word/2010/wordml" xmlns:w="http://schemas.openxmlformats.org/wordprocessingml/2006/main" xmlns:wne="http://schemas.microsoft.com/office/word/2006/wordml" xmlns:wp14="http://schemas.microsoft.com/office/word/2010/wordprocessingDrawing" xmlns:wp="http://schemas.openxmlformats.org/drawingml/2006/wordprocessingDrawing" xmlns:wpc="http://schemas.microsoft.com/office/word/2010/wordprocessingCanvas" xmlns:wpg="http://schemas.microsoft.com/office/word/2010/wordprocessingGroup" xmlns:wpi="http://schemas.microsoft.com/office/word/2010/wordprocessingInk" xmlns:wps="http://schemas.microsoft.com/office/word/2010/wordprocessingShape" mc:Ignorable="w14 wp14">
+  <w:p>
+    <w:pPr>
+      <w:pStyle w:val="Header"/>
+    </w:pPr>
+  </w:p>
+</w:hdr>
+</file>
+
+<file path=word/header3.xml><?xml version="1.0" encoding="utf-8"?>
+<w:hdr xmlns:m="http://schemas.openxmlformats.org/officeDocument/2006/math" xmlns:mc="http://schemas.openxmlformats.org/markup-compatibility/2006" xmlns:mo="http://schemas.microsoft.com/office/mac/office/2008/main" xmlns:mv="urn:schemas-microsoft-com:mac:vml" xmlns:o="urn:schemas-microsoft-com:office:office" xmlns:r="http://schemas.openxmlformats.org/officeDocument/2006/relationships" xmlns:v="urn:schemas-microsoft-com:vml" xmlns:w10="urn:schemas-microsoft-com:office:word" xmlns:w14="http://schemas.microsoft.com/office/word/2010/wordml" xmlns:w="http://schemas.openxmlformats.org/wordprocessingml/2006/main" xmlns:wne="http://schemas.microsoft.com/office/word/2006/wordml" xmlns:wp14="http://schemas.microsoft.com/office/word/2010/wordprocessingDrawing" xmlns:wp="http://schemas.openxmlformats.org/drawingml/2006/wordprocessingDrawing" xmlns:wpc="http://schemas.microsoft.com/office/word/2010/wordprocessingCanvas" xmlns:wpg="http://schemas.microsoft.com/office/word/2010/wordprocessingGroup" xmlns:wpi="http://schemas.microsoft.com/office/word/2010/wordprocessingInk" xmlns:wps="http://schemas.microsoft.com/office/word/2010/wordprocessingShape" mc:Ignorable="w14 wp14">
+  <w:p>
+    <w:pPr>
+      <w:pStyle w:val="Header"/>
+    </w:pPr>
+  </w:p>
+</w:hdr>
 </file>
 
 <file path=word/numbering.xml><?xml version="1.0" encoding="utf-8"?>
